--- a/swh/docx/015.content.docx
+++ b/swh/docx/015.content.docx
@@ -128,19 +128,6 @@
           <w:lang w:val="sw_KE" w:bidi="sw_KE"/>
         </w:rPr>
         <w:t>N</w:t>
-      </w:r>
-      <w:r>
-        <w:rPr>
-          <w:lang w:val="sw_KE" w:bidi="sw_KE"/>
-        </w:rPr>
-      </w:r>
-    </w:p>
-    <w:p>
-      <w:pPr/>
-      <w:r>
-        <w:rPr>
-          <w:lang w:val="sw_KE" w:bidi="sw_KE"/>
-        </w:rPr>
       </w:r>
       <w:r>
         <w:rPr>

--- a/swh/docx/015.content.docx
+++ b/swh/docx/015.content.docx
@@ -19,7 +19,7 @@
         <w:rPr>
           <w:lang w:val="sw_KE" w:bidi="sw_KE"/>
         </w:rPr>
-        <w:t>Resource: Termini muhimu (unfoldingWord)</w:t>
+        <w:t>Resource: unfoldingWord® Translation Words</w:t>
       </w:r>
       <w:r>
         <w:rPr>
@@ -90,7 +90,7 @@
         <w:rPr>
           <w:lang w:val="sw_KE" w:bidi="sw_KE"/>
         </w:rPr>
-        <w:t>Termini muhimu (unfoldingWord)</w:t>
+        <w:t>unfoldingWord® Translation Words</w:t>
       </w:r>
     </w:p>
     <w:p>

--- a/swh/docx/015.content.docx
+++ b/swh/docx/015.content.docx
@@ -10025,7 +10025,7 @@
         <w:rPr>
           <w:lang w:val="sw_KE" w:bidi="sw_KE"/>
         </w:rPr>
-        <w:t>Ng'ombe</w:t>
+        <w:t>Ngamia</w:t>
       </w:r>
       <w:r>
         <w:rPr>
@@ -10055,43 +10055,79 @@
         <w:rPr>
           <w:lang w:val="sw_KE" w:bidi="sw_KE"/>
         </w:rPr>
-        <w:t>Maneno "ng'ombe," "ng'ombe dume," "ng'ombe jike ambaye hajazaa ndama, "ng'ombe aliyehasiwa," na "ng'ombe wote kwa ujumla" wote wanarejelea aina ya mnyama mkubwa wa miguu minne anayekula nyasi.</w:t>
-      </w:r>
-    </w:p>
-    <w:p>
-      <w:pPr>
-        <w:pStyle w:val="ListBullet"/>
-        <w:spacing w:line="240" w:lineRule="auto"/>
-        <w:ind w:left="720"/>
-      </w:pPr>
-      <w:r>
-        <w:rPr>
-          <w:lang w:val="sw_KE" w:bidi="sw_KE"/>
-        </w:rPr>
-      </w:r>
-      <w:r>
-        <w:rPr>
-          <w:lang w:val="sw_KE" w:bidi="sw_KE"/>
-        </w:rPr>
-        <w:t>Jike wa aina hii ya mnyama anaitwa "ng'ombe," dume ni "fahali," na mtoto wao ni "ndama."</w:t>
-      </w:r>
-    </w:p>
-    <w:p>
-      <w:pPr>
-        <w:pStyle w:val="ListBullet"/>
-        <w:spacing w:line="240" w:lineRule="auto"/>
-        <w:ind w:left="720"/>
-      </w:pPr>
-      <w:r>
-        <w:rPr>
-          <w:lang w:val="sw_KE" w:bidi="sw_KE"/>
-        </w:rPr>
-      </w:r>
-      <w:r>
-        <w:rPr>
-          <w:lang w:val="sw_KE" w:bidi="sw_KE"/>
-        </w:rPr>
-        <w:t>Kwenye Biblia, ng'ombe walikuwa miongoni mwa wanyama "safi" ambao watu wangeweza kula na kutumia kwa dhabihu. Walifugwa hasa kwa ajili ya nyama na maziwa yao.</w:t>
+        <w:t>Ngamia ni mnyama mkubwa mwenye miguu minne na nundu moja au mbili mgongoni mwake. (Tazama pia: Jinsi ya Kutafsiri Visivyojulikana)</w:t>
+      </w:r>
+    </w:p>
+    <w:p>
+      <w:pPr>
+        <w:pStyle w:val="ListBullet"/>
+        <w:spacing w:line="240" w:lineRule="auto"/>
+        <w:ind w:left="720"/>
+      </w:pPr>
+      <w:r>
+        <w:rPr>
+          <w:lang w:val="sw_KE" w:bidi="sw_KE"/>
+        </w:rPr>
+      </w:r>
+      <w:r>
+        <w:rPr>
+          <w:lang w:val="sw_KE" w:bidi="sw_KE"/>
+        </w:rPr>
+        <w:t>Katika nyakati za Biblia, ngamia alikuwa mnyama mkubwa zaidi aliyepatikana Israeli na maeneo yanayozunguka.</w:t>
+      </w:r>
+    </w:p>
+    <w:p>
+      <w:pPr>
+        <w:pStyle w:val="ListBullet"/>
+        <w:spacing w:line="240" w:lineRule="auto"/>
+        <w:ind w:left="720"/>
+      </w:pPr>
+      <w:r>
+        <w:rPr>
+          <w:lang w:val="sw_KE" w:bidi="sw_KE"/>
+        </w:rPr>
+      </w:r>
+      <w:r>
+        <w:rPr>
+          <w:lang w:val="sw_KE" w:bidi="sw_KE"/>
+        </w:rPr>
+        <w:t>Ngamia alitumika hasa kubeba watu na mizigo.</w:t>
+      </w:r>
+    </w:p>
+    <w:p>
+      <w:pPr>
+        <w:pStyle w:val="ListBullet"/>
+        <w:spacing w:line="240" w:lineRule="auto"/>
+        <w:ind w:left="720"/>
+      </w:pPr>
+      <w:r>
+        <w:rPr>
+          <w:lang w:val="sw_KE" w:bidi="sw_KE"/>
+        </w:rPr>
+      </w:r>
+      <w:r>
+        <w:rPr>
+          <w:lang w:val="sw_KE" w:bidi="sw_KE"/>
+        </w:rPr>
+        <w:t>Baadhi ya makundi ya watu pia walitumia ngamia kwa chakula lakini si Waisraeli kwa sababu Mungu alisema kwamba ngamia walikuwa najisi na hawakupaswa kuliwa.</w:t>
+      </w:r>
+    </w:p>
+    <w:p>
+      <w:pPr>
+        <w:pStyle w:val="ListBullet"/>
+        <w:spacing w:line="240" w:lineRule="auto"/>
+        <w:ind w:left="720"/>
+      </w:pPr>
+      <w:r>
+        <w:rPr>
+          <w:lang w:val="sw_KE" w:bidi="sw_KE"/>
+        </w:rPr>
+      </w:r>
+      <w:r>
+        <w:rPr>
+          <w:lang w:val="sw_KE" w:bidi="sw_KE"/>
+        </w:rPr>
+        <w:t>Ngamia walikuwa wa thamani kwa sababu wangeweza kusonga haraka kwenye mchanga na wangeweza kuishi bila chakula na maji kwa wiki kadhaa kwa wakati mmoja.</w:t>
       </w:r>
     </w:p>
     <w:p>
@@ -10105,109 +10141,25 @@
         <w:rPr>
           <w:lang w:val="sw_KE" w:bidi="sw_KE"/>
         </w:rPr>
-        <w:t>"Heifer" ni ng'ombe wa kike aliyekomaa ambaye bado hajazaa ndama.</w:t>
-      </w:r>
-    </w:p>
-    <w:p>
-      <w:pPr/>
-      <w:r>
-        <w:rPr>
-          <w:lang w:val="sw_KE" w:bidi="sw_KE"/>
-        </w:rPr>
-      </w:r>
-      <w:r>
-        <w:rPr>
-          <w:lang w:val="sw_KE" w:bidi="sw_KE"/>
-        </w:rPr>
-        <w:t>"Ng'ombe dume wa kazi" ni aina ya ng'ombe ambao wamefundishwa maalum kufanya kazi za kilimo. Wingi wa neno hili ni "ng'ombe". Kwa kawaida ng'ombe ni wa kiume na wamehasiwa.</w:t>
-      </w:r>
-    </w:p>
-    <w:p>
-      <w:pPr>
-        <w:pStyle w:val="ListBullet"/>
-        <w:spacing w:line="240" w:lineRule="auto"/>
-        <w:ind w:left="720"/>
-      </w:pPr>
-      <w:r>
-        <w:rPr>
-          <w:lang w:val="sw_KE" w:bidi="sw_KE"/>
-        </w:rPr>
-      </w:r>
-      <w:r>
-        <w:rPr>
-          <w:lang w:val="sw_KE" w:bidi="sw_KE"/>
-        </w:rPr>
-        <w:t>Katika Biblia, ng'ombe walionyeshwa kama wanyama waliounganishwa pamoja kwa nira kuvuta gari au jembe.</w:t>
-      </w:r>
-    </w:p>
-    <w:p>
-      <w:pPr>
-        <w:pStyle w:val="ListBullet"/>
-        <w:spacing w:line="240" w:lineRule="auto"/>
-        <w:ind w:left="720"/>
-      </w:pPr>
-      <w:r>
-        <w:rPr>
-          <w:lang w:val="sw_KE" w:bidi="sw_KE"/>
-        </w:rPr>
-      </w:r>
-      <w:r>
-        <w:rPr>
-          <w:lang w:val="sw_KE" w:bidi="sw_KE"/>
-        </w:rPr>
-        <w:t>Kuwa na ng'ombe wakifanya kazi pamoja chini ya nira ilikuwa jambo la kawaida sana katika Biblia kiasi kwamba msemo wa "kuwa chini ya nira" ukawa mfano wa kazi ngumu na juhudi.</w:t>
-      </w:r>
-    </w:p>
-    <w:p>
-      <w:pPr>
-        <w:pStyle w:val="ListBullet"/>
-        <w:spacing w:line="240" w:lineRule="auto"/>
-        <w:ind w:left="720"/>
-      </w:pPr>
-      <w:r>
-        <w:rPr>
-          <w:lang w:val="sw_KE" w:bidi="sw_KE"/>
-        </w:rPr>
-      </w:r>
-      <w:r>
-        <w:rPr>
-          <w:lang w:val="sw_KE" w:bidi="sw_KE"/>
-        </w:rPr>
-        <w:t>Dume pia ni aina ya ng'ombe wa kiume, lakini hajahasiwa na hajafunzwa kama mnyama wa kazi.</w:t>
-      </w:r>
-    </w:p>
-    <w:p>
-      <w:pPr/>
-      <w:r>
-        <w:rPr>
-          <w:lang w:val="sw_KE" w:bidi="sw_KE"/>
-        </w:rPr>
-      </w:r>
-      <w:r>
-        <w:rPr>
-          <w:lang w:val="sw_KE" w:bidi="sw_KE"/>
-        </w:rPr>
-        <w:t>(Tazama pia: Jinsi ya Kutafsiri Visivyojulikana)</w:t>
-      </w:r>
-    </w:p>
-    <w:p>
-      <w:pPr/>
-      <w:r>
-        <w:rPr>
-          <w:lang w:val="sw_KE" w:bidi="sw_KE"/>
-        </w:rPr>
-      </w:r>
-      <w:r>
-        <w:rPr>
-          <w:lang w:val="sw_KE" w:bidi="sw_KE"/>
-        </w:rPr>
         <w:t xml:space="preserve">(Tazama pia: </w:t>
       </w:r>
       <w:r>
         <w:rPr>
           <w:lang w:val="sw_KE" w:bidi="sw_KE"/>
         </w:rPr>
-        <w:t>nira</w:t>
+        <w:t>mzigo</w:t>
+      </w:r>
+      <w:r>
+        <w:rPr>
+          <w:lang w:val="sw_KE" w:bidi="sw_KE"/>
+        </w:rPr>
+        <w:t xml:space="preserve">, </w:t>
+      </w:r>
+      <w:r>
+        <w:rPr>
+          <w:lang w:val="sw_KE" w:bidi="sw_KE"/>
+        </w:rPr>
+        <w:t>safi</w:t>
       </w:r>
       <w:r>
         <w:rPr>
@@ -10247,7 +10199,7 @@
             <w:color w:val="0000EE"/>
             <w:u w:val="single"/>
           </w:rPr>
-          <w:t>Mwanzo 15:9–11</w:t>
+          <w:t>1 Mambo ya Nyakati 5:21</w:t>
         </w:r>
       </w:hyperlink>
     </w:p>
@@ -10271,7 +10223,7 @@
             <w:color w:val="0000EE"/>
             <w:u w:val="single"/>
           </w:rPr>
-          <w:t>Kutoka 24:5–6</w:t>
+          <w:t>2 Mambo ya Nyakati 9:1–2</w:t>
         </w:r>
       </w:hyperlink>
     </w:p>
@@ -10295,7 +10247,7 @@
             <w:color w:val="0000EE"/>
             <w:u w:val="single"/>
           </w:rPr>
-          <w:t>Hesabu 19:1–2</w:t>
+          <w:t>Kutoka 9:1–4</w:t>
         </w:r>
       </w:hyperlink>
     </w:p>
@@ -10319,7 +10271,7 @@
             <w:color w:val="0000EE"/>
             <w:u w:val="single"/>
           </w:rPr>
-          <w:t>Kumbukumbu la Torati 21:3–4</w:t>
+          <w:t>Marko 10:25</w:t>
         </w:r>
       </w:hyperlink>
     </w:p>
@@ -10343,7 +10295,7 @@
             <w:color w:val="0000EE"/>
             <w:u w:val="single"/>
           </w:rPr>
-          <w:t>1 Samweli 1:24–25</w:t>
+          <w:t>Mathayo 3:4</w:t>
         </w:r>
       </w:hyperlink>
     </w:p>
@@ -10367,9 +10319,266 @@
             <w:color w:val="0000EE"/>
             <w:u w:val="single"/>
           </w:rPr>
-          <w:t>1 Samweli 15:3</w:t>
+          <w:t>Mathayo 19:23–24</w:t>
         </w:r>
       </w:hyperlink>
+    </w:p>
+    <w:p>
+      <w:pPr>
+        <w:pStyle w:val="Heading3"/>
+      </w:pPr>
+      <w:r>
+        <w:rPr>
+          <w:lang w:val="sw_KE" w:bidi="sw_KE"/>
+        </w:rPr>
+        <w:t>Data ya Neno:</w:t>
+      </w:r>
+    </w:p>
+    <w:p>
+      <w:pPr>
+        <w:pStyle w:val="ListBullet"/>
+        <w:spacing w:line="240" w:lineRule="auto"/>
+        <w:ind w:left="720"/>
+      </w:pPr>
+      <w:r>
+        <w:rPr>
+          <w:lang w:val="sw_KE" w:bidi="sw_KE"/>
+        </w:rPr>
+      </w:r>
+      <w:r>
+        <w:rPr>
+          <w:lang w:val="sw_KE" w:bidi="sw_KE"/>
+        </w:rPr>
+        <w:t>Strong's: H1581, G25740</w:t>
+      </w:r>
+      <w:r>
+        <w:rPr>
+          <w:lang w:val="sw_KE" w:bidi="sw_KE"/>
+        </w:rPr>
+      </w:r>
+      <w:r>
+        <w:rPr>
+          <w:lang w:val="sw_KE" w:bidi="sw_KE"/>
+        </w:rPr>
+      </w:r>
+    </w:p>
+    <w:p>
+      <w:pPr/>
+      <w:r>
+        <w:rPr>
+          <w:lang w:val="sw_KE" w:bidi="sw_KE"/>
+        </w:rPr>
+      </w:r>
+    </w:p>
+    <w:p>
+      <w:pPr>
+        <w:pStyle w:val="Heading2"/>
+      </w:pPr>
+      <w:r>
+        <w:rPr>
+          <w:lang w:val="sw_KE" w:bidi="sw_KE"/>
+        </w:rPr>
+        <w:t>Ngano</w:t>
+      </w:r>
+      <w:r>
+        <w:rPr>
+          <w:lang w:val="sw_KE" w:bidi="sw_KE"/>
+        </w:rPr>
+      </w:r>
+    </w:p>
+    <w:p>
+      <w:pPr>
+        <w:pStyle w:val="Heading3"/>
+      </w:pPr>
+      <w:r>
+        <w:rPr>
+          <w:lang w:val="sw_KE" w:bidi="sw_KE"/>
+        </w:rPr>
+        <w:t>Ufafanuzi:</w:t>
+      </w:r>
+    </w:p>
+    <w:p>
+      <w:pPr/>
+      <w:r>
+        <w:rPr>
+          <w:lang w:val="sw_KE" w:bidi="sw_KE"/>
+        </w:rPr>
+      </w:r>
+      <w:r>
+        <w:rPr>
+          <w:lang w:val="sw_KE" w:bidi="sw_KE"/>
+        </w:rPr>
+        <w:t>Ngano ni aina ya nafaka ambayo watu hulima kwa ajili ya chakula. Biblia inapozungumzia "nafaka" au "mbegu," mara nyingi inazungumzia nafaka au mbegu za ngano.</w:t>
+      </w:r>
+    </w:p>
+    <w:p>
+      <w:pPr>
+        <w:pStyle w:val="ListBullet"/>
+        <w:spacing w:line="240" w:lineRule="auto"/>
+        <w:ind w:left="720"/>
+      </w:pPr>
+      <w:r>
+        <w:rPr>
+          <w:lang w:val="sw_KE" w:bidi="sw_KE"/>
+        </w:rPr>
+      </w:r>
+      <w:r>
+        <w:rPr>
+          <w:lang w:val="sw_KE" w:bidi="sw_KE"/>
+        </w:rPr>
+        <w:t>Mbegu za ngano au nafaka hukua juu ya mmea wa ngano.</w:t>
+      </w:r>
+    </w:p>
+    <w:p>
+      <w:pPr>
+        <w:pStyle w:val="ListBullet"/>
+        <w:spacing w:line="240" w:lineRule="auto"/>
+        <w:ind w:left="720"/>
+      </w:pPr>
+      <w:r>
+        <w:rPr>
+          <w:lang w:val="sw_KE" w:bidi="sw_KE"/>
+        </w:rPr>
+      </w:r>
+      <w:r>
+        <w:rPr>
+          <w:lang w:val="sw_KE" w:bidi="sw_KE"/>
+        </w:rPr>
+        <w:t>Baada ya kuvuna ngano, nafaka hutenganishwa na shina la mmea kwa kuipura. Shina la mmea wa ngano pia huitwa "majani" na mara nyingi huwekwa chini kwa ajili ya wanyama kulala juu yake.</w:t>
+      </w:r>
+    </w:p>
+    <w:p>
+      <w:pPr>
+        <w:pStyle w:val="ListBullet"/>
+        <w:spacing w:line="240" w:lineRule="auto"/>
+        <w:ind w:left="720"/>
+      </w:pPr>
+      <w:r>
+        <w:rPr>
+          <w:lang w:val="sw_KE" w:bidi="sw_KE"/>
+        </w:rPr>
+      </w:r>
+      <w:r>
+        <w:rPr>
+          <w:lang w:val="sw_KE" w:bidi="sw_KE"/>
+        </w:rPr>
+        <w:t>Baada ya kupura, makapi yanayozunguka mbegu ya nafaka hutenganishwa na nafaka kwa kupurua na hutupwa mbali.</w:t>
+      </w:r>
+    </w:p>
+    <w:p>
+      <w:pPr>
+        <w:pStyle w:val="ListBullet"/>
+        <w:spacing w:line="240" w:lineRule="auto"/>
+        <w:ind w:left="720"/>
+      </w:pPr>
+      <w:r>
+        <w:rPr>
+          <w:lang w:val="sw_KE" w:bidi="sw_KE"/>
+        </w:rPr>
+      </w:r>
+      <w:r>
+        <w:rPr>
+          <w:lang w:val="sw_KE" w:bidi="sw_KE"/>
+        </w:rPr>
+        <w:t>Watu husaga nafaka ya ngano kuwa unga, na hutumia hii kutengeneza mkate.</w:t>
+      </w:r>
+    </w:p>
+    <w:p>
+      <w:pPr/>
+      <w:r>
+        <w:rPr>
+          <w:lang w:val="sw_KE" w:bidi="sw_KE"/>
+        </w:rPr>
+      </w:r>
+      <w:r>
+        <w:rPr>
+          <w:lang w:val="sw_KE" w:bidi="sw_KE"/>
+        </w:rPr>
+        <w:t xml:space="preserve">(Tazama pia: </w:t>
+      </w:r>
+      <w:r>
+        <w:rPr>
+          <w:lang w:val="sw_KE" w:bidi="sw_KE"/>
+        </w:rPr>
+        <w:t>shayiri</w:t>
+      </w:r>
+      <w:r>
+        <w:rPr>
+          <w:lang w:val="sw_KE" w:bidi="sw_KE"/>
+        </w:rPr>
+        <w:t xml:space="preserve">, </w:t>
+      </w:r>
+      <w:r>
+        <w:rPr>
+          <w:lang w:val="sw_KE" w:bidi="sw_KE"/>
+        </w:rPr>
+        <w:t>makapi</w:t>
+      </w:r>
+      <w:r>
+        <w:rPr>
+          <w:lang w:val="sw_KE" w:bidi="sw_KE"/>
+        </w:rPr>
+        <w:t xml:space="preserve">, </w:t>
+      </w:r>
+      <w:r>
+        <w:rPr>
+          <w:lang w:val="sw_KE" w:bidi="sw_KE"/>
+        </w:rPr>
+        <w:t>nafaka</w:t>
+      </w:r>
+      <w:r>
+        <w:rPr>
+          <w:lang w:val="sw_KE" w:bidi="sw_KE"/>
+        </w:rPr>
+        <w:t xml:space="preserve">, </w:t>
+      </w:r>
+      <w:r>
+        <w:rPr>
+          <w:lang w:val="sw_KE" w:bidi="sw_KE"/>
+        </w:rPr>
+        <w:t>mbegu</w:t>
+      </w:r>
+      <w:r>
+        <w:rPr>
+          <w:lang w:val="sw_KE" w:bidi="sw_KE"/>
+        </w:rPr>
+        <w:t xml:space="preserve">, </w:t>
+      </w:r>
+      <w:r>
+        <w:rPr>
+          <w:lang w:val="sw_KE" w:bidi="sw_KE"/>
+        </w:rPr>
+        <w:t>kupura</w:t>
+      </w:r>
+      <w:r>
+        <w:rPr>
+          <w:lang w:val="sw_KE" w:bidi="sw_KE"/>
+        </w:rPr>
+        <w:t xml:space="preserve">, </w:t>
+      </w:r>
+      <w:r>
+        <w:rPr>
+          <w:lang w:val="sw_KE" w:bidi="sw_KE"/>
+        </w:rPr>
+        <w:t>pepeta</w:t>
+      </w:r>
+      <w:r>
+        <w:rPr>
+          <w:lang w:val="sw_KE" w:bidi="sw_KE"/>
+        </w:rPr>
+        <w:t>)</w:t>
+      </w:r>
+    </w:p>
+    <w:p>
+      <w:pPr>
+        <w:pStyle w:val="Heading3"/>
+      </w:pPr>
+      <w:r>
+        <w:rPr>
+          <w:lang w:val="sw_KE" w:bidi="sw_KE"/>
+        </w:rPr>
+        <w:t>Marejeleo ya Biblia:</w:t>
+      </w:r>
     </w:p>
     <w:p>
       <w:pPr>
@@ -10391,7 +10600,7 @@
             <w:color w:val="0000EE"/>
             <w:u w:val="single"/>
           </w:rPr>
-          <w:t>1 Samweli 16:2–3</w:t>
+          <w:t>Matendo 27:36–38</w:t>
         </w:r>
       </w:hyperlink>
     </w:p>
@@ -10415,7 +10624,7 @@
             <w:color w:val="0000EE"/>
             <w:u w:val="single"/>
           </w:rPr>
-          <w:t>1 Wafalme 1:9</w:t>
+          <w:t>Kutoka 34:21–22</w:t>
         </w:r>
       </w:hyperlink>
     </w:p>
@@ -10439,7 +10648,7 @@
             <w:color w:val="0000EE"/>
             <w:u w:val="single"/>
           </w:rPr>
-          <w:t>2 Mambo ya Nyakati 11:15</w:t>
+          <w:t>Yohana 12:24</w:t>
         </w:r>
       </w:hyperlink>
     </w:p>
@@ -10463,7 +10672,7 @@
             <w:color w:val="0000EE"/>
             <w:u w:val="single"/>
           </w:rPr>
-          <w:t>2 Mambo ya Nyakati 15:10–11</w:t>
+          <w:t>Luka 3:17</w:t>
         </w:r>
       </w:hyperlink>
     </w:p>
@@ -10487,7 +10696,7 @@
             <w:color w:val="0000EE"/>
             <w:u w:val="single"/>
           </w:rPr>
-          <w:t>Mathayo 22:4</w:t>
+          <w:t>Mathayo 3:12</w:t>
         </w:r>
       </w:hyperlink>
     </w:p>
@@ -10511,20 +10720,236 @@
             <w:color w:val="0000EE"/>
             <w:u w:val="single"/>
           </w:rPr>
-          <w:t>Luka 13:15</w:t>
+          <w:t>Matayo 13:26</w:t>
         </w:r>
       </w:hyperlink>
     </w:p>
     <w:p>
       <w:pPr>
-        <w:pStyle w:val="ListBullet"/>
-        <w:spacing w:line="240" w:lineRule="auto"/>
-        <w:ind w:left="720"/>
-      </w:pPr>
-      <w:r>
-        <w:rPr>
-          <w:lang w:val="sw_KE" w:bidi="sw_KE"/>
-        </w:rPr>
+        <w:pStyle w:val="Heading3"/>
+      </w:pPr>
+      <w:r>
+        <w:rPr>
+          <w:lang w:val="sw_KE" w:bidi="sw_KE"/>
+        </w:rPr>
+        <w:t>Data ya Neno:</w:t>
+      </w:r>
+    </w:p>
+    <w:p>
+      <w:pPr>
+        <w:pStyle w:val="ListBullet"/>
+        <w:spacing w:line="240" w:lineRule="auto"/>
+        <w:ind w:left="720"/>
+      </w:pPr>
+      <w:r>
+        <w:rPr>
+          <w:lang w:val="sw_KE" w:bidi="sw_KE"/>
+        </w:rPr>
+      </w:r>
+      <w:r>
+        <w:rPr>
+          <w:lang w:val="sw_KE" w:bidi="sw_KE"/>
+        </w:rPr>
+        <w:t>Strong's: H1250, H2406, G46210</w:t>
+      </w:r>
+      <w:r>
+        <w:rPr>
+          <w:lang w:val="sw_KE" w:bidi="sw_KE"/>
+        </w:rPr>
+      </w:r>
+      <w:r>
+        <w:rPr>
+          <w:lang w:val="sw_KE" w:bidi="sw_KE"/>
+        </w:rPr>
+      </w:r>
+    </w:p>
+    <w:p>
+      <w:pPr/>
+      <w:r>
+        <w:rPr>
+          <w:lang w:val="sw_KE" w:bidi="sw_KE"/>
+        </w:rPr>
+      </w:r>
+    </w:p>
+    <w:p>
+      <w:pPr>
+        <w:pStyle w:val="Heading2"/>
+      </w:pPr>
+      <w:r>
+        <w:rPr>
+          <w:lang w:val="sw_KE" w:bidi="sw_KE"/>
+        </w:rPr>
+        <w:t>Ngao</w:t>
+      </w:r>
+      <w:r>
+        <w:rPr>
+          <w:lang w:val="sw_KE" w:bidi="sw_KE"/>
+        </w:rPr>
+      </w:r>
+    </w:p>
+    <w:p>
+      <w:pPr>
+        <w:pStyle w:val="Heading3"/>
+      </w:pPr>
+      <w:r>
+        <w:rPr>
+          <w:lang w:val="sw_KE" w:bidi="sw_KE"/>
+        </w:rPr>
+        <w:t>Maelezo:</w:t>
+      </w:r>
+    </w:p>
+    <w:p>
+      <w:pPr/>
+      <w:r>
+        <w:rPr>
+          <w:lang w:val="sw_KE" w:bidi="sw_KE"/>
+        </w:rPr>
+      </w:r>
+      <w:r>
+        <w:rPr>
+          <w:lang w:val="sw_KE" w:bidi="sw_KE"/>
+        </w:rPr>
+        <w:t>Ngao ilikuwa kifaa kilichoshikiliwa na askari vitani ili kujilinda dhidi ya kujeruhiwa na silaha za adui. "Kumkinga" mtu inamaanisha kumlinda mtu huyo dhidi ya madhara.</w:t>
+      </w:r>
+    </w:p>
+    <w:p>
+      <w:pPr>
+        <w:pStyle w:val="ListBullet"/>
+        <w:spacing w:line="240" w:lineRule="auto"/>
+        <w:ind w:left="720"/>
+      </w:pPr>
+      <w:r>
+        <w:rPr>
+          <w:lang w:val="sw_KE" w:bidi="sw_KE"/>
+        </w:rPr>
+      </w:r>
+      <w:r>
+        <w:rPr>
+          <w:lang w:val="sw_KE" w:bidi="sw_KE"/>
+        </w:rPr>
+        <w:t>Ngao mara nyingi zilikuwa za mviringo, zilitengenezwa kwa vifaa kama ngozi, mbao, au chuma, na zilikuwa imara na nene vya kutosha kuzuia upanga au mshale usipenye.</w:t>
+      </w:r>
+    </w:p>
+    <w:p>
+      <w:pPr>
+        <w:pStyle w:val="ListBullet"/>
+        <w:spacing w:line="240" w:lineRule="auto"/>
+        <w:ind w:left="720"/>
+      </w:pPr>
+      <w:r>
+        <w:rPr>
+          <w:lang w:val="sw_KE" w:bidi="sw_KE"/>
+        </w:rPr>
+      </w:r>
+      <w:r>
+        <w:rPr>
+          <w:lang w:val="sw_KE" w:bidi="sw_KE"/>
+        </w:rPr>
+        <w:t>Kwa kutumia neno hili kama sitiari, Biblia inamrejelea Mungu kama ngao ya ulinzi kwa watu wake. (Tazama: Sitiari)</w:t>
+      </w:r>
+    </w:p>
+    <w:p>
+      <w:pPr>
+        <w:pStyle w:val="ListBullet"/>
+        <w:spacing w:line="240" w:lineRule="auto"/>
+        <w:ind w:left="720"/>
+      </w:pPr>
+      <w:r>
+        <w:rPr>
+          <w:lang w:val="sw_KE" w:bidi="sw_KE"/>
+        </w:rPr>
+      </w:r>
+      <w:r>
+        <w:rPr>
+          <w:lang w:val="sw_KE" w:bidi="sw_KE"/>
+        </w:rPr>
+        <w:t>Paulo alizungumzia "ngao ya imani," ambayo ni njia ya mfano ya kueleza kwamba kuwa na imani katika Yesu na kuishi kwa kumtii Mungu kutawalinda waumini dhidi ya mashambulizi ya kiroho ya Shetani.</w:t>
+      </w:r>
+    </w:p>
+    <w:p>
+      <w:pPr/>
+      <w:r>
+        <w:rPr>
+          <w:lang w:val="sw_KE" w:bidi="sw_KE"/>
+        </w:rPr>
+      </w:r>
+      <w:r>
+        <w:rPr>
+          <w:lang w:val="sw_KE" w:bidi="sw_KE"/>
+        </w:rPr>
+        <w:t xml:space="preserve">(Tazama pia: </w:t>
+      </w:r>
+      <w:r>
+        <w:rPr>
+          <w:lang w:val="sw_KE" w:bidi="sw_KE"/>
+        </w:rPr>
+        <w:t>imani</w:t>
+      </w:r>
+      <w:r>
+        <w:rPr>
+          <w:lang w:val="sw_KE" w:bidi="sw_KE"/>
+        </w:rPr>
+        <w:t xml:space="preserve">, </w:t>
+      </w:r>
+      <w:r>
+        <w:rPr>
+          <w:lang w:val="sw_KE" w:bidi="sw_KE"/>
+        </w:rPr>
+        <w:t>kutii</w:t>
+      </w:r>
+      <w:r>
+        <w:rPr>
+          <w:lang w:val="sw_KE" w:bidi="sw_KE"/>
+        </w:rPr>
+        <w:t xml:space="preserve">, </w:t>
+      </w:r>
+      <w:r>
+        <w:rPr>
+          <w:lang w:val="sw_KE" w:bidi="sw_KE"/>
+        </w:rPr>
+        <w:t>Shetani</w:t>
+      </w:r>
+      <w:r>
+        <w:rPr>
+          <w:lang w:val="sw_KE" w:bidi="sw_KE"/>
+        </w:rPr>
+        <w:t xml:space="preserve">, </w:t>
+      </w:r>
+      <w:r>
+        <w:rPr>
+          <w:lang w:val="sw_KE" w:bidi="sw_KE"/>
+        </w:rPr>
+        <w:t>roho</w:t>
+      </w:r>
+      <w:r>
+        <w:rPr>
+          <w:lang w:val="sw_KE" w:bidi="sw_KE"/>
+        </w:rPr>
+        <w:t>)</w:t>
+      </w:r>
+    </w:p>
+    <w:p>
+      <w:pPr>
+        <w:pStyle w:val="Heading3"/>
+      </w:pPr>
+      <w:r>
+        <w:rPr>
+          <w:lang w:val="sw_KE" w:bidi="sw_KE"/>
+        </w:rPr>
+        <w:t>Marejeleo ya Biblia:</w:t>
+      </w:r>
+    </w:p>
+    <w:p>
+      <w:pPr>
+        <w:pStyle w:val="ListBullet"/>
+        <w:spacing w:line="240" w:lineRule="auto"/>
+        <w:ind w:left="720"/>
+      </w:pPr>
+      <w:r>
+        <w:rPr>
+          <w:lang w:val="sw_KE" w:bidi="sw_KE"/>
+        </w:rPr>
+        <w:br/>
       </w:r>
       <w:hyperlink r:id="rId142">
         <w:r>
@@ -10535,21 +10960,9 @@
             <w:color w:val="0000EE"/>
             <w:u w:val="single"/>
           </w:rPr>
-          <w:t>Luka 14:5</w:t>
+          <w:t>1 Wafalme 14:26</w:t>
         </w:r>
       </w:hyperlink>
-    </w:p>
-    <w:p>
-      <w:pPr>
-        <w:pStyle w:val="ListBullet"/>
-        <w:spacing w:line="240" w:lineRule="auto"/>
-        <w:ind w:left="720"/>
-      </w:pPr>
-      <w:r>
-        <w:rPr>
-          <w:lang w:val="sw_KE" w:bidi="sw_KE"/>
-        </w:rPr>
-      </w:r>
       <w:hyperlink r:id="rId143">
         <w:r>
           <w:rPr>
@@ -10559,218 +10972,9 @@
             <w:color w:val="0000EE"/>
             <w:u w:val="single"/>
           </w:rPr>
-          <w:t>Waebrania 9:13</w:t>
+          <w:t>2 Mambo ya Nyakati 23:8–9</w:t>
         </w:r>
       </w:hyperlink>
-    </w:p>
-    <w:p>
-      <w:pPr>
-        <w:pStyle w:val="Heading3"/>
-      </w:pPr>
-      <w:r>
-        <w:rPr>
-          <w:lang w:val="sw_KE" w:bidi="sw_KE"/>
-        </w:rPr>
-        <w:t>Data ya Neno:</w:t>
-      </w:r>
-    </w:p>
-    <w:p>
-      <w:pPr>
-        <w:pStyle w:val="ListBullet"/>
-        <w:spacing w:line="240" w:lineRule="auto"/>
-        <w:ind w:left="720"/>
-      </w:pPr>
-      <w:r>
-        <w:rPr>
-          <w:lang w:val="sw_KE" w:bidi="sw_KE"/>
-        </w:rPr>
-      </w:r>
-      <w:r>
-        <w:rPr>
-          <w:lang w:val="sw_KE" w:bidi="sw_KE"/>
-        </w:rPr>
-        <w:t>Strong's: H0047, H0441, H0504, H0929, H1165, H1241, H4399, H4735, H4806, H5695, H5697, H6499, H6510, H6629, H7214, H7716, H7794, H7921, H8377, H8450, G10160, G11510, G23530, G29340, G34470, G34480, G41650, G50220</w:t>
-      </w:r>
-      <w:r>
-        <w:rPr>
-          <w:lang w:val="sw_KE" w:bidi="sw_KE"/>
-        </w:rPr>
-      </w:r>
-      <w:r>
-        <w:rPr>
-          <w:lang w:val="sw_KE" w:bidi="sw_KE"/>
-        </w:rPr>
-      </w:r>
-    </w:p>
-    <w:p>
-      <w:pPr/>
-      <w:r>
-        <w:rPr>
-          <w:lang w:val="sw_KE" w:bidi="sw_KE"/>
-        </w:rPr>
-      </w:r>
-    </w:p>
-    <w:p>
-      <w:pPr>
-        <w:pStyle w:val="Heading2"/>
-      </w:pPr>
-      <w:r>
-        <w:rPr>
-          <w:lang w:val="sw_KE" w:bidi="sw_KE"/>
-        </w:rPr>
-        <w:t>Ngamia</w:t>
-      </w:r>
-      <w:r>
-        <w:rPr>
-          <w:lang w:val="sw_KE" w:bidi="sw_KE"/>
-        </w:rPr>
-      </w:r>
-    </w:p>
-    <w:p>
-      <w:pPr>
-        <w:pStyle w:val="Heading3"/>
-      </w:pPr>
-      <w:r>
-        <w:rPr>
-          <w:lang w:val="sw_KE" w:bidi="sw_KE"/>
-        </w:rPr>
-        <w:t>Ufafanuzi:</w:t>
-      </w:r>
-    </w:p>
-    <w:p>
-      <w:pPr/>
-      <w:r>
-        <w:rPr>
-          <w:lang w:val="sw_KE" w:bidi="sw_KE"/>
-        </w:rPr>
-      </w:r>
-      <w:r>
-        <w:rPr>
-          <w:lang w:val="sw_KE" w:bidi="sw_KE"/>
-        </w:rPr>
-        <w:t>Ngamia ni mnyama mkubwa mwenye miguu minne na nundu moja au mbili mgongoni mwake. (Tazama pia: Jinsi ya Kutafsiri Visivyojulikana)</w:t>
-      </w:r>
-    </w:p>
-    <w:p>
-      <w:pPr>
-        <w:pStyle w:val="ListBullet"/>
-        <w:spacing w:line="240" w:lineRule="auto"/>
-        <w:ind w:left="720"/>
-      </w:pPr>
-      <w:r>
-        <w:rPr>
-          <w:lang w:val="sw_KE" w:bidi="sw_KE"/>
-        </w:rPr>
-      </w:r>
-      <w:r>
-        <w:rPr>
-          <w:lang w:val="sw_KE" w:bidi="sw_KE"/>
-        </w:rPr>
-        <w:t>Katika nyakati za Biblia, ngamia alikuwa mnyama mkubwa zaidi aliyepatikana Israeli na maeneo yanayozunguka.</w:t>
-      </w:r>
-    </w:p>
-    <w:p>
-      <w:pPr>
-        <w:pStyle w:val="ListBullet"/>
-        <w:spacing w:line="240" w:lineRule="auto"/>
-        <w:ind w:left="720"/>
-      </w:pPr>
-      <w:r>
-        <w:rPr>
-          <w:lang w:val="sw_KE" w:bidi="sw_KE"/>
-        </w:rPr>
-      </w:r>
-      <w:r>
-        <w:rPr>
-          <w:lang w:val="sw_KE" w:bidi="sw_KE"/>
-        </w:rPr>
-        <w:t>Ngamia alitumika hasa kubeba watu na mizigo.</w:t>
-      </w:r>
-    </w:p>
-    <w:p>
-      <w:pPr>
-        <w:pStyle w:val="ListBullet"/>
-        <w:spacing w:line="240" w:lineRule="auto"/>
-        <w:ind w:left="720"/>
-      </w:pPr>
-      <w:r>
-        <w:rPr>
-          <w:lang w:val="sw_KE" w:bidi="sw_KE"/>
-        </w:rPr>
-      </w:r>
-      <w:r>
-        <w:rPr>
-          <w:lang w:val="sw_KE" w:bidi="sw_KE"/>
-        </w:rPr>
-        <w:t>Baadhi ya makundi ya watu pia walitumia ngamia kwa chakula lakini si Waisraeli kwa sababu Mungu alisema kwamba ngamia walikuwa najisi na hawakupaswa kuliwa.</w:t>
-      </w:r>
-    </w:p>
-    <w:p>
-      <w:pPr>
-        <w:pStyle w:val="ListBullet"/>
-        <w:spacing w:line="240" w:lineRule="auto"/>
-        <w:ind w:left="720"/>
-      </w:pPr>
-      <w:r>
-        <w:rPr>
-          <w:lang w:val="sw_KE" w:bidi="sw_KE"/>
-        </w:rPr>
-      </w:r>
-      <w:r>
-        <w:rPr>
-          <w:lang w:val="sw_KE" w:bidi="sw_KE"/>
-        </w:rPr>
-        <w:t>Ngamia walikuwa wa thamani kwa sababu wangeweza kusonga haraka kwenye mchanga na wangeweza kuishi bila chakula na maji kwa wiki kadhaa kwa wakati mmoja.</w:t>
-      </w:r>
-    </w:p>
-    <w:p>
-      <w:pPr/>
-      <w:r>
-        <w:rPr>
-          <w:lang w:val="sw_KE" w:bidi="sw_KE"/>
-        </w:rPr>
-      </w:r>
-      <w:r>
-        <w:rPr>
-          <w:lang w:val="sw_KE" w:bidi="sw_KE"/>
-        </w:rPr>
-        <w:t xml:space="preserve">(Tazama pia: </w:t>
-      </w:r>
-      <w:r>
-        <w:rPr>
-          <w:lang w:val="sw_KE" w:bidi="sw_KE"/>
-        </w:rPr>
-        <w:t>mzigo</w:t>
-      </w:r>
-      <w:r>
-        <w:rPr>
-          <w:lang w:val="sw_KE" w:bidi="sw_KE"/>
-        </w:rPr>
-        <w:t xml:space="preserve">, </w:t>
-      </w:r>
-      <w:r>
-        <w:rPr>
-          <w:lang w:val="sw_KE" w:bidi="sw_KE"/>
-        </w:rPr>
-        <w:t>safi</w:t>
-      </w:r>
-      <w:r>
-        <w:rPr>
-          <w:lang w:val="sw_KE" w:bidi="sw_KE"/>
-        </w:rPr>
-        <w:t>)</w:t>
-      </w:r>
-    </w:p>
-    <w:p>
-      <w:pPr>
-        <w:pStyle w:val="Heading3"/>
-      </w:pPr>
-      <w:r>
-        <w:rPr>
-          <w:lang w:val="sw_KE" w:bidi="sw_KE"/>
-        </w:rPr>
-        <w:t>Marejeleo ya Biblia:</w:t>
-      </w:r>
     </w:p>
     <w:p>
       <w:pPr>
@@ -10792,7 +10996,7 @@
             <w:color w:val="0000EE"/>
             <w:u w:val="single"/>
           </w:rPr>
-          <w:t>1 Mambo ya Nyakati 5:21</w:t>
+          <w:t>2 Samweli 22:36</w:t>
         </w:r>
       </w:hyperlink>
     </w:p>
@@ -10816,7 +11020,7 @@
             <w:color w:val="0000EE"/>
             <w:u w:val="single"/>
           </w:rPr>
-          <w:t>2 Mambo ya Nyakati 9:1–2</w:t>
+          <w:t>Kumbukumbu la Torati 33:29</w:t>
         </w:r>
       </w:hyperlink>
     </w:p>
@@ -10840,9 +11044,266 @@
             <w:color w:val="0000EE"/>
             <w:u w:val="single"/>
           </w:rPr>
-          <w:t>Kutoka 9:1–4</w:t>
+          <w:t>Zaburi 18:35</w:t>
         </w:r>
       </w:hyperlink>
+    </w:p>
+    <w:p>
+      <w:pPr>
+        <w:pStyle w:val="Heading3"/>
+      </w:pPr>
+      <w:r>
+        <w:rPr>
+          <w:lang w:val="sw_KE" w:bidi="sw_KE"/>
+        </w:rPr>
+        <w:t>Data ya Neno:</w:t>
+      </w:r>
+    </w:p>
+    <w:p>
+      <w:pPr>
+        <w:pStyle w:val="ListBullet"/>
+        <w:spacing w:line="240" w:lineRule="auto"/>
+        <w:ind w:left="720"/>
+      </w:pPr>
+      <w:r>
+        <w:rPr>
+          <w:lang w:val="sw_KE" w:bidi="sw_KE"/>
+        </w:rPr>
+      </w:r>
+      <w:r>
+        <w:rPr>
+          <w:lang w:val="sw_KE" w:bidi="sw_KE"/>
+        </w:rPr>
+        <w:t>Strong's: H2653, H3591, H4043, H5437, H5526, H6793, H7982, G23750</w:t>
+      </w:r>
+      <w:r>
+        <w:rPr>
+          <w:lang w:val="sw_KE" w:bidi="sw_KE"/>
+        </w:rPr>
+      </w:r>
+      <w:r>
+        <w:rPr>
+          <w:lang w:val="sw_KE" w:bidi="sw_KE"/>
+        </w:rPr>
+      </w:r>
+    </w:p>
+    <w:p>
+      <w:pPr/>
+      <w:r>
+        <w:rPr>
+          <w:lang w:val="sw_KE" w:bidi="sw_KE"/>
+        </w:rPr>
+      </w:r>
+    </w:p>
+    <w:p>
+      <w:pPr>
+        <w:pStyle w:val="Heading2"/>
+      </w:pPr>
+      <w:r>
+        <w:rPr>
+          <w:lang w:val="sw_KE" w:bidi="sw_KE"/>
+        </w:rPr>
+        <w:t>Ng'ombe</w:t>
+      </w:r>
+      <w:r>
+        <w:rPr>
+          <w:lang w:val="sw_KE" w:bidi="sw_KE"/>
+        </w:rPr>
+      </w:r>
+    </w:p>
+    <w:p>
+      <w:pPr>
+        <w:pStyle w:val="Heading3"/>
+      </w:pPr>
+      <w:r>
+        <w:rPr>
+          <w:lang w:val="sw_KE" w:bidi="sw_KE"/>
+        </w:rPr>
+        <w:t>Ufafanuzi:</w:t>
+      </w:r>
+    </w:p>
+    <w:p>
+      <w:pPr/>
+      <w:r>
+        <w:rPr>
+          <w:lang w:val="sw_KE" w:bidi="sw_KE"/>
+        </w:rPr>
+      </w:r>
+      <w:r>
+        <w:rPr>
+          <w:lang w:val="sw_KE" w:bidi="sw_KE"/>
+        </w:rPr>
+        <w:t>Maneno "ng'ombe," "ng'ombe dume," "ng'ombe jike ambaye hajazaa ndama, "ng'ombe aliyehasiwa," na "ng'ombe wote kwa ujumla" wote wanarejelea aina ya mnyama mkubwa wa miguu minne anayekula nyasi.</w:t>
+      </w:r>
+    </w:p>
+    <w:p>
+      <w:pPr>
+        <w:pStyle w:val="ListBullet"/>
+        <w:spacing w:line="240" w:lineRule="auto"/>
+        <w:ind w:left="720"/>
+      </w:pPr>
+      <w:r>
+        <w:rPr>
+          <w:lang w:val="sw_KE" w:bidi="sw_KE"/>
+        </w:rPr>
+      </w:r>
+      <w:r>
+        <w:rPr>
+          <w:lang w:val="sw_KE" w:bidi="sw_KE"/>
+        </w:rPr>
+        <w:t>Jike wa aina hii ya mnyama anaitwa "ng'ombe," dume ni "fahali," na mtoto wao ni "ndama."</w:t>
+      </w:r>
+    </w:p>
+    <w:p>
+      <w:pPr>
+        <w:pStyle w:val="ListBullet"/>
+        <w:spacing w:line="240" w:lineRule="auto"/>
+        <w:ind w:left="720"/>
+      </w:pPr>
+      <w:r>
+        <w:rPr>
+          <w:lang w:val="sw_KE" w:bidi="sw_KE"/>
+        </w:rPr>
+      </w:r>
+      <w:r>
+        <w:rPr>
+          <w:lang w:val="sw_KE" w:bidi="sw_KE"/>
+        </w:rPr>
+        <w:t>Kwenye Biblia, ng'ombe walikuwa miongoni mwa wanyama "safi" ambao watu wangeweza kula na kutumia kwa dhabihu. Walifugwa hasa kwa ajili ya nyama na maziwa yao.</w:t>
+      </w:r>
+    </w:p>
+    <w:p>
+      <w:pPr/>
+      <w:r>
+        <w:rPr>
+          <w:lang w:val="sw_KE" w:bidi="sw_KE"/>
+        </w:rPr>
+      </w:r>
+      <w:r>
+        <w:rPr>
+          <w:lang w:val="sw_KE" w:bidi="sw_KE"/>
+        </w:rPr>
+        <w:t>"Heifer" ni ng'ombe wa kike aliyekomaa ambaye bado hajazaa ndama.</w:t>
+      </w:r>
+    </w:p>
+    <w:p>
+      <w:pPr/>
+      <w:r>
+        <w:rPr>
+          <w:lang w:val="sw_KE" w:bidi="sw_KE"/>
+        </w:rPr>
+      </w:r>
+      <w:r>
+        <w:rPr>
+          <w:lang w:val="sw_KE" w:bidi="sw_KE"/>
+        </w:rPr>
+        <w:t>"Ng'ombe dume wa kazi" ni aina ya ng'ombe ambao wamefundishwa maalum kufanya kazi za kilimo. Wingi wa neno hili ni "ng'ombe". Kwa kawaida ng'ombe ni wa kiume na wamehasiwa.</w:t>
+      </w:r>
+    </w:p>
+    <w:p>
+      <w:pPr>
+        <w:pStyle w:val="ListBullet"/>
+        <w:spacing w:line="240" w:lineRule="auto"/>
+        <w:ind w:left="720"/>
+      </w:pPr>
+      <w:r>
+        <w:rPr>
+          <w:lang w:val="sw_KE" w:bidi="sw_KE"/>
+        </w:rPr>
+      </w:r>
+      <w:r>
+        <w:rPr>
+          <w:lang w:val="sw_KE" w:bidi="sw_KE"/>
+        </w:rPr>
+        <w:t>Katika Biblia, ng'ombe walionyeshwa kama wanyama waliounganishwa pamoja kwa nira kuvuta gari au jembe.</w:t>
+      </w:r>
+    </w:p>
+    <w:p>
+      <w:pPr>
+        <w:pStyle w:val="ListBullet"/>
+        <w:spacing w:line="240" w:lineRule="auto"/>
+        <w:ind w:left="720"/>
+      </w:pPr>
+      <w:r>
+        <w:rPr>
+          <w:lang w:val="sw_KE" w:bidi="sw_KE"/>
+        </w:rPr>
+      </w:r>
+      <w:r>
+        <w:rPr>
+          <w:lang w:val="sw_KE" w:bidi="sw_KE"/>
+        </w:rPr>
+        <w:t>Kuwa na ng'ombe wakifanya kazi pamoja chini ya nira ilikuwa jambo la kawaida sana katika Biblia kiasi kwamba msemo wa "kuwa chini ya nira" ukawa mfano wa kazi ngumu na juhudi.</w:t>
+      </w:r>
+    </w:p>
+    <w:p>
+      <w:pPr>
+        <w:pStyle w:val="ListBullet"/>
+        <w:spacing w:line="240" w:lineRule="auto"/>
+        <w:ind w:left="720"/>
+      </w:pPr>
+      <w:r>
+        <w:rPr>
+          <w:lang w:val="sw_KE" w:bidi="sw_KE"/>
+        </w:rPr>
+      </w:r>
+      <w:r>
+        <w:rPr>
+          <w:lang w:val="sw_KE" w:bidi="sw_KE"/>
+        </w:rPr>
+        <w:t>Dume pia ni aina ya ng'ombe wa kiume, lakini hajahasiwa na hajafunzwa kama mnyama wa kazi.</w:t>
+      </w:r>
+    </w:p>
+    <w:p>
+      <w:pPr/>
+      <w:r>
+        <w:rPr>
+          <w:lang w:val="sw_KE" w:bidi="sw_KE"/>
+        </w:rPr>
+      </w:r>
+      <w:r>
+        <w:rPr>
+          <w:lang w:val="sw_KE" w:bidi="sw_KE"/>
+        </w:rPr>
+        <w:t>(Tazama pia: Jinsi ya Kutafsiri Visivyojulikana)</w:t>
+      </w:r>
+    </w:p>
+    <w:p>
+      <w:pPr/>
+      <w:r>
+        <w:rPr>
+          <w:lang w:val="sw_KE" w:bidi="sw_KE"/>
+        </w:rPr>
+      </w:r>
+      <w:r>
+        <w:rPr>
+          <w:lang w:val="sw_KE" w:bidi="sw_KE"/>
+        </w:rPr>
+        <w:t xml:space="preserve">(Tazama pia: </w:t>
+      </w:r>
+      <w:r>
+        <w:rPr>
+          <w:lang w:val="sw_KE" w:bidi="sw_KE"/>
+        </w:rPr>
+        <w:t>nira</w:t>
+      </w:r>
+      <w:r>
+        <w:rPr>
+          <w:lang w:val="sw_KE" w:bidi="sw_KE"/>
+        </w:rPr>
+        <w:t>)</w:t>
+      </w:r>
+    </w:p>
+    <w:p>
+      <w:pPr>
+        <w:pStyle w:val="Heading3"/>
+      </w:pPr>
+      <w:r>
+        <w:rPr>
+          <w:lang w:val="sw_KE" w:bidi="sw_KE"/>
+        </w:rPr>
+        <w:t>Marejeleo ya Biblia:</w:t>
+      </w:r>
     </w:p>
     <w:p>
       <w:pPr>
@@ -10864,7 +11325,7 @@
             <w:color w:val="0000EE"/>
             <w:u w:val="single"/>
           </w:rPr>
-          <w:t>Marko 10:25</w:t>
+          <w:t>Mwanzo 15:9–11</w:t>
         </w:r>
       </w:hyperlink>
     </w:p>
@@ -10888,7 +11349,7 @@
             <w:color w:val="0000EE"/>
             <w:u w:val="single"/>
           </w:rPr>
-          <w:t>Mathayo 3:4</w:t>
+          <w:t>Kutoka 24:5–6</w:t>
         </w:r>
       </w:hyperlink>
     </w:p>
@@ -10912,266 +11373,9 @@
             <w:color w:val="0000EE"/>
             <w:u w:val="single"/>
           </w:rPr>
-          <w:t>Mathayo 19:23–24</w:t>
+          <w:t>Hesabu 19:1–2</w:t>
         </w:r>
       </w:hyperlink>
-    </w:p>
-    <w:p>
-      <w:pPr>
-        <w:pStyle w:val="Heading3"/>
-      </w:pPr>
-      <w:r>
-        <w:rPr>
-          <w:lang w:val="sw_KE" w:bidi="sw_KE"/>
-        </w:rPr>
-        <w:t>Data ya Neno:</w:t>
-      </w:r>
-    </w:p>
-    <w:p>
-      <w:pPr>
-        <w:pStyle w:val="ListBullet"/>
-        <w:spacing w:line="240" w:lineRule="auto"/>
-        <w:ind w:left="720"/>
-      </w:pPr>
-      <w:r>
-        <w:rPr>
-          <w:lang w:val="sw_KE" w:bidi="sw_KE"/>
-        </w:rPr>
-      </w:r>
-      <w:r>
-        <w:rPr>
-          <w:lang w:val="sw_KE" w:bidi="sw_KE"/>
-        </w:rPr>
-        <w:t>Strong's: H1581, G25740</w:t>
-      </w:r>
-      <w:r>
-        <w:rPr>
-          <w:lang w:val="sw_KE" w:bidi="sw_KE"/>
-        </w:rPr>
-      </w:r>
-      <w:r>
-        <w:rPr>
-          <w:lang w:val="sw_KE" w:bidi="sw_KE"/>
-        </w:rPr>
-      </w:r>
-    </w:p>
-    <w:p>
-      <w:pPr/>
-      <w:r>
-        <w:rPr>
-          <w:lang w:val="sw_KE" w:bidi="sw_KE"/>
-        </w:rPr>
-      </w:r>
-    </w:p>
-    <w:p>
-      <w:pPr>
-        <w:pStyle w:val="Heading2"/>
-      </w:pPr>
-      <w:r>
-        <w:rPr>
-          <w:lang w:val="sw_KE" w:bidi="sw_KE"/>
-        </w:rPr>
-        <w:t>Ngano</w:t>
-      </w:r>
-      <w:r>
-        <w:rPr>
-          <w:lang w:val="sw_KE" w:bidi="sw_KE"/>
-        </w:rPr>
-      </w:r>
-    </w:p>
-    <w:p>
-      <w:pPr>
-        <w:pStyle w:val="Heading3"/>
-      </w:pPr>
-      <w:r>
-        <w:rPr>
-          <w:lang w:val="sw_KE" w:bidi="sw_KE"/>
-        </w:rPr>
-        <w:t>Ufafanuzi:</w:t>
-      </w:r>
-    </w:p>
-    <w:p>
-      <w:pPr/>
-      <w:r>
-        <w:rPr>
-          <w:lang w:val="sw_KE" w:bidi="sw_KE"/>
-        </w:rPr>
-      </w:r>
-      <w:r>
-        <w:rPr>
-          <w:lang w:val="sw_KE" w:bidi="sw_KE"/>
-        </w:rPr>
-        <w:t>Ngano ni aina ya nafaka ambayo watu hulima kwa ajili ya chakula. Biblia inapozungumzia "nafaka" au "mbegu," mara nyingi inazungumzia nafaka au mbegu za ngano.</w:t>
-      </w:r>
-    </w:p>
-    <w:p>
-      <w:pPr>
-        <w:pStyle w:val="ListBullet"/>
-        <w:spacing w:line="240" w:lineRule="auto"/>
-        <w:ind w:left="720"/>
-      </w:pPr>
-      <w:r>
-        <w:rPr>
-          <w:lang w:val="sw_KE" w:bidi="sw_KE"/>
-        </w:rPr>
-      </w:r>
-      <w:r>
-        <w:rPr>
-          <w:lang w:val="sw_KE" w:bidi="sw_KE"/>
-        </w:rPr>
-        <w:t>Mbegu za ngano au nafaka hukua juu ya mmea wa ngano.</w:t>
-      </w:r>
-    </w:p>
-    <w:p>
-      <w:pPr>
-        <w:pStyle w:val="ListBullet"/>
-        <w:spacing w:line="240" w:lineRule="auto"/>
-        <w:ind w:left="720"/>
-      </w:pPr>
-      <w:r>
-        <w:rPr>
-          <w:lang w:val="sw_KE" w:bidi="sw_KE"/>
-        </w:rPr>
-      </w:r>
-      <w:r>
-        <w:rPr>
-          <w:lang w:val="sw_KE" w:bidi="sw_KE"/>
-        </w:rPr>
-        <w:t>Baada ya kuvuna ngano, nafaka hutenganishwa na shina la mmea kwa kuipura. Shina la mmea wa ngano pia huitwa "majani" na mara nyingi huwekwa chini kwa ajili ya wanyama kulala juu yake.</w:t>
-      </w:r>
-    </w:p>
-    <w:p>
-      <w:pPr>
-        <w:pStyle w:val="ListBullet"/>
-        <w:spacing w:line="240" w:lineRule="auto"/>
-        <w:ind w:left="720"/>
-      </w:pPr>
-      <w:r>
-        <w:rPr>
-          <w:lang w:val="sw_KE" w:bidi="sw_KE"/>
-        </w:rPr>
-      </w:r>
-      <w:r>
-        <w:rPr>
-          <w:lang w:val="sw_KE" w:bidi="sw_KE"/>
-        </w:rPr>
-        <w:t>Baada ya kupura, makapi yanayozunguka mbegu ya nafaka hutenganishwa na nafaka kwa kupurua na hutupwa mbali.</w:t>
-      </w:r>
-    </w:p>
-    <w:p>
-      <w:pPr>
-        <w:pStyle w:val="ListBullet"/>
-        <w:spacing w:line="240" w:lineRule="auto"/>
-        <w:ind w:left="720"/>
-      </w:pPr>
-      <w:r>
-        <w:rPr>
-          <w:lang w:val="sw_KE" w:bidi="sw_KE"/>
-        </w:rPr>
-      </w:r>
-      <w:r>
-        <w:rPr>
-          <w:lang w:val="sw_KE" w:bidi="sw_KE"/>
-        </w:rPr>
-        <w:t>Watu husaga nafaka ya ngano kuwa unga, na hutumia hii kutengeneza mkate.</w:t>
-      </w:r>
-    </w:p>
-    <w:p>
-      <w:pPr/>
-      <w:r>
-        <w:rPr>
-          <w:lang w:val="sw_KE" w:bidi="sw_KE"/>
-        </w:rPr>
-      </w:r>
-      <w:r>
-        <w:rPr>
-          <w:lang w:val="sw_KE" w:bidi="sw_KE"/>
-        </w:rPr>
-        <w:t xml:space="preserve">(Tazama pia: </w:t>
-      </w:r>
-      <w:r>
-        <w:rPr>
-          <w:lang w:val="sw_KE" w:bidi="sw_KE"/>
-        </w:rPr>
-        <w:t>shayiri</w:t>
-      </w:r>
-      <w:r>
-        <w:rPr>
-          <w:lang w:val="sw_KE" w:bidi="sw_KE"/>
-        </w:rPr>
-        <w:t xml:space="preserve">, </w:t>
-      </w:r>
-      <w:r>
-        <w:rPr>
-          <w:lang w:val="sw_KE" w:bidi="sw_KE"/>
-        </w:rPr>
-        <w:t>makapi</w:t>
-      </w:r>
-      <w:r>
-        <w:rPr>
-          <w:lang w:val="sw_KE" w:bidi="sw_KE"/>
-        </w:rPr>
-        <w:t xml:space="preserve">, </w:t>
-      </w:r>
-      <w:r>
-        <w:rPr>
-          <w:lang w:val="sw_KE" w:bidi="sw_KE"/>
-        </w:rPr>
-        <w:t>nafaka</w:t>
-      </w:r>
-      <w:r>
-        <w:rPr>
-          <w:lang w:val="sw_KE" w:bidi="sw_KE"/>
-        </w:rPr>
-        <w:t xml:space="preserve">, </w:t>
-      </w:r>
-      <w:r>
-        <w:rPr>
-          <w:lang w:val="sw_KE" w:bidi="sw_KE"/>
-        </w:rPr>
-        <w:t>mbegu</w:t>
-      </w:r>
-      <w:r>
-        <w:rPr>
-          <w:lang w:val="sw_KE" w:bidi="sw_KE"/>
-        </w:rPr>
-        <w:t xml:space="preserve">, </w:t>
-      </w:r>
-      <w:r>
-        <w:rPr>
-          <w:lang w:val="sw_KE" w:bidi="sw_KE"/>
-        </w:rPr>
-        <w:t>kupura</w:t>
-      </w:r>
-      <w:r>
-        <w:rPr>
-          <w:lang w:val="sw_KE" w:bidi="sw_KE"/>
-        </w:rPr>
-        <w:t xml:space="preserve">, </w:t>
-      </w:r>
-      <w:r>
-        <w:rPr>
-          <w:lang w:val="sw_KE" w:bidi="sw_KE"/>
-        </w:rPr>
-        <w:t>pepeta</w:t>
-      </w:r>
-      <w:r>
-        <w:rPr>
-          <w:lang w:val="sw_KE" w:bidi="sw_KE"/>
-        </w:rPr>
-        <w:t>)</w:t>
-      </w:r>
-    </w:p>
-    <w:p>
-      <w:pPr>
-        <w:pStyle w:val="Heading3"/>
-      </w:pPr>
-      <w:r>
-        <w:rPr>
-          <w:lang w:val="sw_KE" w:bidi="sw_KE"/>
-        </w:rPr>
-        <w:t>Marejeleo ya Biblia:</w:t>
-      </w:r>
     </w:p>
     <w:p>
       <w:pPr>
@@ -11193,7 +11397,7 @@
             <w:color w:val="0000EE"/>
             <w:u w:val="single"/>
           </w:rPr>
-          <w:t>Matendo 27:36–38</w:t>
+          <w:t>Kumbukumbu la Torati 21:3–4</w:t>
         </w:r>
       </w:hyperlink>
     </w:p>
@@ -11217,7 +11421,7 @@
             <w:color w:val="0000EE"/>
             <w:u w:val="single"/>
           </w:rPr>
-          <w:t>Kutoka 34:21–22</w:t>
+          <w:t>1 Samweli 1:24–25</w:t>
         </w:r>
       </w:hyperlink>
     </w:p>
@@ -11241,7 +11445,7 @@
             <w:color w:val="0000EE"/>
             <w:u w:val="single"/>
           </w:rPr>
-          <w:t>Yohana 12:24</w:t>
+          <w:t>1 Samweli 15:3</w:t>
         </w:r>
       </w:hyperlink>
     </w:p>
@@ -11265,7 +11469,7 @@
             <w:color w:val="0000EE"/>
             <w:u w:val="single"/>
           </w:rPr>
-          <w:t>Luka 3:17</w:t>
+          <w:t>1 Samweli 16:2–3</w:t>
         </w:r>
       </w:hyperlink>
     </w:p>
@@ -11289,7 +11493,7 @@
             <w:color w:val="0000EE"/>
             <w:u w:val="single"/>
           </w:rPr>
-          <w:t>Mathayo 3:12</w:t>
+          <w:t>1 Wafalme 1:9</w:t>
         </w:r>
       </w:hyperlink>
     </w:p>
@@ -11313,236 +11517,20 @@
             <w:color w:val="0000EE"/>
             <w:u w:val="single"/>
           </w:rPr>
-          <w:t>Matayo 13:26</w:t>
+          <w:t>2 Mambo ya Nyakati 11:15</w:t>
         </w:r>
       </w:hyperlink>
     </w:p>
     <w:p>
       <w:pPr>
-        <w:pStyle w:val="Heading3"/>
-      </w:pPr>
-      <w:r>
-        <w:rPr>
-          <w:lang w:val="sw_KE" w:bidi="sw_KE"/>
-        </w:rPr>
-        <w:t>Data ya Neno:</w:t>
-      </w:r>
-    </w:p>
-    <w:p>
-      <w:pPr>
-        <w:pStyle w:val="ListBullet"/>
-        <w:spacing w:line="240" w:lineRule="auto"/>
-        <w:ind w:left="720"/>
-      </w:pPr>
-      <w:r>
-        <w:rPr>
-          <w:lang w:val="sw_KE" w:bidi="sw_KE"/>
-        </w:rPr>
-      </w:r>
-      <w:r>
-        <w:rPr>
-          <w:lang w:val="sw_KE" w:bidi="sw_KE"/>
-        </w:rPr>
-        <w:t>Strong's: H1250, H2406, G46210</w:t>
-      </w:r>
-      <w:r>
-        <w:rPr>
-          <w:lang w:val="sw_KE" w:bidi="sw_KE"/>
-        </w:rPr>
-      </w:r>
-      <w:r>
-        <w:rPr>
-          <w:lang w:val="sw_KE" w:bidi="sw_KE"/>
-        </w:rPr>
-      </w:r>
-    </w:p>
-    <w:p>
-      <w:pPr/>
-      <w:r>
-        <w:rPr>
-          <w:lang w:val="sw_KE" w:bidi="sw_KE"/>
-        </w:rPr>
-      </w:r>
-    </w:p>
-    <w:p>
-      <w:pPr>
-        <w:pStyle w:val="Heading2"/>
-      </w:pPr>
-      <w:r>
-        <w:rPr>
-          <w:lang w:val="sw_KE" w:bidi="sw_KE"/>
-        </w:rPr>
-        <w:t>Ngao</w:t>
-      </w:r>
-      <w:r>
-        <w:rPr>
-          <w:lang w:val="sw_KE" w:bidi="sw_KE"/>
-        </w:rPr>
-      </w:r>
-    </w:p>
-    <w:p>
-      <w:pPr>
-        <w:pStyle w:val="Heading3"/>
-      </w:pPr>
-      <w:r>
-        <w:rPr>
-          <w:lang w:val="sw_KE" w:bidi="sw_KE"/>
-        </w:rPr>
-        <w:t>Maelezo:</w:t>
-      </w:r>
-    </w:p>
-    <w:p>
-      <w:pPr/>
-      <w:r>
-        <w:rPr>
-          <w:lang w:val="sw_KE" w:bidi="sw_KE"/>
-        </w:rPr>
-      </w:r>
-      <w:r>
-        <w:rPr>
-          <w:lang w:val="sw_KE" w:bidi="sw_KE"/>
-        </w:rPr>
-        <w:t>Ngao ilikuwa kifaa kilichoshikiliwa na askari vitani ili kujilinda dhidi ya kujeruhiwa na silaha za adui. "Kumkinga" mtu inamaanisha kumlinda mtu huyo dhidi ya madhara.</w:t>
-      </w:r>
-    </w:p>
-    <w:p>
-      <w:pPr>
-        <w:pStyle w:val="ListBullet"/>
-        <w:spacing w:line="240" w:lineRule="auto"/>
-        <w:ind w:left="720"/>
-      </w:pPr>
-      <w:r>
-        <w:rPr>
-          <w:lang w:val="sw_KE" w:bidi="sw_KE"/>
-        </w:rPr>
-      </w:r>
-      <w:r>
-        <w:rPr>
-          <w:lang w:val="sw_KE" w:bidi="sw_KE"/>
-        </w:rPr>
-        <w:t>Ngao mara nyingi zilikuwa za mviringo, zilitengenezwa kwa vifaa kama ngozi, mbao, au chuma, na zilikuwa imara na nene vya kutosha kuzuia upanga au mshale usipenye.</w:t>
-      </w:r>
-    </w:p>
-    <w:p>
-      <w:pPr>
-        <w:pStyle w:val="ListBullet"/>
-        <w:spacing w:line="240" w:lineRule="auto"/>
-        <w:ind w:left="720"/>
-      </w:pPr>
-      <w:r>
-        <w:rPr>
-          <w:lang w:val="sw_KE" w:bidi="sw_KE"/>
-        </w:rPr>
-      </w:r>
-      <w:r>
-        <w:rPr>
-          <w:lang w:val="sw_KE" w:bidi="sw_KE"/>
-        </w:rPr>
-        <w:t>Kwa kutumia neno hili kama sitiari, Biblia inamrejelea Mungu kama ngao ya ulinzi kwa watu wake. (Tazama: Sitiari)</w:t>
-      </w:r>
-    </w:p>
-    <w:p>
-      <w:pPr>
-        <w:pStyle w:val="ListBullet"/>
-        <w:spacing w:line="240" w:lineRule="auto"/>
-        <w:ind w:left="720"/>
-      </w:pPr>
-      <w:r>
-        <w:rPr>
-          <w:lang w:val="sw_KE" w:bidi="sw_KE"/>
-        </w:rPr>
-      </w:r>
-      <w:r>
-        <w:rPr>
-          <w:lang w:val="sw_KE" w:bidi="sw_KE"/>
-        </w:rPr>
-        <w:t>Paulo alizungumzia "ngao ya imani," ambayo ni njia ya mfano ya kueleza kwamba kuwa na imani katika Yesu na kuishi kwa kumtii Mungu kutawalinda waumini dhidi ya mashambulizi ya kiroho ya Shetani.</w:t>
-      </w:r>
-    </w:p>
-    <w:p>
-      <w:pPr/>
-      <w:r>
-        <w:rPr>
-          <w:lang w:val="sw_KE" w:bidi="sw_KE"/>
-        </w:rPr>
-      </w:r>
-      <w:r>
-        <w:rPr>
-          <w:lang w:val="sw_KE" w:bidi="sw_KE"/>
-        </w:rPr>
-        <w:t xml:space="preserve">(Tazama pia: </w:t>
-      </w:r>
-      <w:r>
-        <w:rPr>
-          <w:lang w:val="sw_KE" w:bidi="sw_KE"/>
-        </w:rPr>
-        <w:t>imani</w:t>
-      </w:r>
-      <w:r>
-        <w:rPr>
-          <w:lang w:val="sw_KE" w:bidi="sw_KE"/>
-        </w:rPr>
-        <w:t xml:space="preserve">, </w:t>
-      </w:r>
-      <w:r>
-        <w:rPr>
-          <w:lang w:val="sw_KE" w:bidi="sw_KE"/>
-        </w:rPr>
-        <w:t>kutii</w:t>
-      </w:r>
-      <w:r>
-        <w:rPr>
-          <w:lang w:val="sw_KE" w:bidi="sw_KE"/>
-        </w:rPr>
-        <w:t xml:space="preserve">, </w:t>
-      </w:r>
-      <w:r>
-        <w:rPr>
-          <w:lang w:val="sw_KE" w:bidi="sw_KE"/>
-        </w:rPr>
-        <w:t>Shetani</w:t>
-      </w:r>
-      <w:r>
-        <w:rPr>
-          <w:lang w:val="sw_KE" w:bidi="sw_KE"/>
-        </w:rPr>
-        <w:t xml:space="preserve">, </w:t>
-      </w:r>
-      <w:r>
-        <w:rPr>
-          <w:lang w:val="sw_KE" w:bidi="sw_KE"/>
-        </w:rPr>
-        <w:t>roho</w:t>
-      </w:r>
-      <w:r>
-        <w:rPr>
-          <w:lang w:val="sw_KE" w:bidi="sw_KE"/>
-        </w:rPr>
-        <w:t>)</w:t>
-      </w:r>
-    </w:p>
-    <w:p>
-      <w:pPr>
-        <w:pStyle w:val="Heading3"/>
-      </w:pPr>
-      <w:r>
-        <w:rPr>
-          <w:lang w:val="sw_KE" w:bidi="sw_KE"/>
-        </w:rPr>
-        <w:t>Marejeleo ya Biblia:</w:t>
-      </w:r>
-    </w:p>
-    <w:p>
-      <w:pPr>
-        <w:pStyle w:val="ListBullet"/>
-        <w:spacing w:line="240" w:lineRule="auto"/>
-        <w:ind w:left="720"/>
-      </w:pPr>
-      <w:r>
-        <w:rPr>
-          <w:lang w:val="sw_KE" w:bidi="sw_KE"/>
-        </w:rPr>
-        <w:br/>
+        <w:pStyle w:val="ListBullet"/>
+        <w:spacing w:line="240" w:lineRule="auto"/>
+        <w:ind w:left="720"/>
+      </w:pPr>
+      <w:r>
+        <w:rPr>
+          <w:lang w:val="sw_KE" w:bidi="sw_KE"/>
+        </w:rPr>
       </w:r>
       <w:hyperlink r:id="rId156">
         <w:r>
@@ -11553,9 +11541,21 @@
             <w:color w:val="0000EE"/>
             <w:u w:val="single"/>
           </w:rPr>
-          <w:t>1 Wafalme 14:26</w:t>
+          <w:t>2 Mambo ya Nyakati 15:10–11</w:t>
         </w:r>
       </w:hyperlink>
+    </w:p>
+    <w:p>
+      <w:pPr>
+        <w:pStyle w:val="ListBullet"/>
+        <w:spacing w:line="240" w:lineRule="auto"/>
+        <w:ind w:left="720"/>
+      </w:pPr>
+      <w:r>
+        <w:rPr>
+          <w:lang w:val="sw_KE" w:bidi="sw_KE"/>
+        </w:rPr>
+      </w:r>
       <w:hyperlink r:id="rId157">
         <w:r>
           <w:rPr>
@@ -11565,7 +11565,7 @@
             <w:color w:val="0000EE"/>
             <w:u w:val="single"/>
           </w:rPr>
-          <w:t>2 Mambo ya Nyakati 23:8–9</w:t>
+          <w:t>Mathayo 22:4</w:t>
         </w:r>
       </w:hyperlink>
     </w:p>
@@ -11589,7 +11589,7 @@
             <w:color w:val="0000EE"/>
             <w:u w:val="single"/>
           </w:rPr>
-          <w:t>2 Samweli 22:36</w:t>
+          <w:t>Luka 13:15</w:t>
         </w:r>
       </w:hyperlink>
     </w:p>
@@ -11613,7 +11613,7 @@
             <w:color w:val="0000EE"/>
             <w:u w:val="single"/>
           </w:rPr>
-          <w:t>Kumbukumbu la Torati 33:29</w:t>
+          <w:t>Luka 14:5</w:t>
         </w:r>
       </w:hyperlink>
     </w:p>
@@ -11637,7 +11637,7 @@
             <w:color w:val="0000EE"/>
             <w:u w:val="single"/>
           </w:rPr>
-          <w:t>Zaburi 18:35</w:t>
+          <w:t>Waebrania 9:13</w:t>
         </w:r>
       </w:hyperlink>
     </w:p>
@@ -11667,7 +11667,7 @@
         <w:rPr>
           <w:lang w:val="sw_KE" w:bidi="sw_KE"/>
         </w:rPr>
-        <w:t>Strong's: H2653, H3591, H4043, H5437, H5526, H6793, H7982, G23750</w:t>
+        <w:t>Strong's: H0047, H0441, H0504, H0929, H1165, H1241, H4399, H4735, H4806, H5695, H5697, H6499, H6510, H6629, H7214, H7716, H7794, H7921, H8377, H8450, G10160, G11510, G23530, G29340, G34470, G34480, G41650, G50220</w:t>
       </w:r>
       <w:r>
         <w:rPr>
@@ -16349,7 +16349,7 @@
           <w:lang w:val="sw_KE" w:bidi="sw_KE"/>
         </w:rPr>
       </w:r>
-      <w:hyperlink r:id="rId157">
+      <w:hyperlink r:id="rId143">
         <w:r>
           <w:rPr>
             <w:lang w:val="sw_KE" w:bidi="sw_KE"/>
